--- a/forms/07_질환별동의서/16_임종완화/부검동의서_한국동물병원협회.docx
+++ b/forms/07_질환별동의서/16_임종완화/부검동의서_한국동물병원협회.docx
@@ -165,7 +165,7 @@
       </w:tblGrid>
       <w:tr>
         <w:trPr>
-          <w:trHeight w:val="431" w:hRule="exact"/>
+          <w:trHeight w:val="583" w:hRule="exact"/>
         </w:trPr>
         <w:tc>
           <w:tcPr>
@@ -326,7 +326,7 @@
       </w:tr>
       <w:tr>
         <w:trPr>
-          <w:trHeight w:val="431" w:hRule="exact"/>
+          <w:trHeight w:val="583" w:hRule="exact"/>
         </w:trPr>
         <w:tc>
           <w:tcPr>
@@ -403,7 +403,7 @@
       </w:tr>
       <w:tr>
         <w:trPr>
-          <w:trHeight w:val="431" w:hRule="exact"/>
+          <w:trHeight w:val="583" w:hRule="exact"/>
         </w:trPr>
         <w:tc>
           <w:tcPr>
@@ -564,7 +564,7 @@
       </w:tr>
       <w:tr>
         <w:trPr>
-          <w:trHeight w:val="431" w:hRule="exact"/>
+          <w:trHeight w:val="583" w:hRule="exact"/>
         </w:trPr>
         <w:tc>
           <w:tcPr>
@@ -699,7 +699,7 @@
       </w:tr>
       <w:tr>
         <w:trPr>
-          <w:trHeight w:val="431" w:hRule="exact"/>
+          <w:trHeight w:val="583" w:hRule="exact"/>
         </w:trPr>
         <w:tc>
           <w:tcPr>
@@ -776,7 +776,7 @@
       </w:tr>
       <w:tr>
         <w:trPr>
-          <w:trHeight w:val="431" w:hRule="exact"/>
+          <w:trHeight w:val="583" w:hRule="exact"/>
         </w:trPr>
         <w:tc>
           <w:tcPr>
@@ -1165,7 +1165,7 @@
       </w:tblGrid>
       <w:tr>
         <w:trPr>
-          <w:trHeight w:val="1150" w:hRule="exact"/>
+          <w:trHeight w:val="1650" w:hRule="exact"/>
         </w:trPr>
         <w:tc>
           <w:tcPr>
@@ -1270,6 +1270,42 @@
                 <w:szCs w:val="16"/>
               </w:rPr>
               <w:t xml:space="preserve">· 부검으로 장기를 확인하고 검체를 채취합니다.</w:t>
+            </w:r>
+          </w:p>
+          <w:p>
+            <w:pPr>
+              <w:spacing w:after="0" w:before="0" w:line="250" w:lineRule="exact"/>
+              <w:ind w:left="176" w:hanging="176"/>
+            </w:pPr>
+            <w:r>
+              <w:rPr>
+                <w:rFonts w:ascii="Malgun Gothic" w:eastAsia="Malgun Gothic" w:hAnsi="Malgun Gothic"/>
+                <w:b w:val="false"/>
+                <w:bCs w:val="false"/>
+                <w:snapToGrid w:val="false"/>
+                <w:color w:val="333333"/>
+                <w:sz w:val="16"/>
+                <w:szCs w:val="16"/>
+              </w:rPr>
+              <w:t xml:space="preserve">·  </w:t>
+            </w:r>
+          </w:p>
+          <w:p>
+            <w:pPr>
+              <w:spacing w:after="0" w:before="0" w:line="250" w:lineRule="exact"/>
+              <w:ind w:left="176" w:hanging="176"/>
+            </w:pPr>
+            <w:r>
+              <w:rPr>
+                <w:rFonts w:ascii="Malgun Gothic" w:eastAsia="Malgun Gothic" w:hAnsi="Malgun Gothic"/>
+                <w:b w:val="false"/>
+                <w:bCs w:val="false"/>
+                <w:snapToGrid w:val="false"/>
+                <w:color w:val="333333"/>
+                <w:sz w:val="16"/>
+                <w:szCs w:val="16"/>
+              </w:rPr>
+              <w:t xml:space="preserve">·  </w:t>
             </w:r>
           </w:p>
           <w:p>
@@ -1334,7 +1370,7 @@
       </w:tblGrid>
       <w:tr>
         <w:trPr>
-          <w:trHeight w:val="1400" w:hRule="exact"/>
+          <w:trHeight w:val="1900" w:hRule="exact"/>
         </w:trPr>
         <w:tc>
           <w:tcPr>
@@ -1472,6 +1508,42 @@
                 <w:szCs w:val="16"/>
               </w:rPr>
               <w:t xml:space="preserve">· 결과 확인까지 시간이 걸립니다.</w:t>
+            </w:r>
+          </w:p>
+          <w:p>
+            <w:pPr>
+              <w:spacing w:after="0" w:before="0" w:line="250" w:lineRule="exact"/>
+              <w:ind w:left="176" w:hanging="176"/>
+            </w:pPr>
+            <w:r>
+              <w:rPr>
+                <w:rFonts w:ascii="Malgun Gothic" w:eastAsia="Malgun Gothic" w:hAnsi="Malgun Gothic"/>
+                <w:b w:val="false"/>
+                <w:bCs w:val="false"/>
+                <w:snapToGrid w:val="false"/>
+                <w:color w:val="333333"/>
+                <w:sz w:val="16"/>
+                <w:szCs w:val="16"/>
+              </w:rPr>
+              <w:t xml:space="preserve">·  </w:t>
+            </w:r>
+          </w:p>
+          <w:p>
+            <w:pPr>
+              <w:spacing w:after="0" w:before="0" w:line="250" w:lineRule="exact"/>
+              <w:ind w:left="176" w:hanging="176"/>
+            </w:pPr>
+            <w:r>
+              <w:rPr>
+                <w:rFonts w:ascii="Malgun Gothic" w:eastAsia="Malgun Gothic" w:hAnsi="Malgun Gothic"/>
+                <w:b w:val="false"/>
+                <w:bCs w:val="false"/>
+                <w:snapToGrid w:val="false"/>
+                <w:color w:val="333333"/>
+                <w:sz w:val="16"/>
+                <w:szCs w:val="16"/>
+              </w:rPr>
+              <w:t xml:space="preserve">·  </w:t>
             </w:r>
           </w:p>
           <w:p>
@@ -1536,7 +1608,7 @@
       </w:tblGrid>
       <w:tr>
         <w:trPr>
-          <w:trHeight w:val="1150" w:hRule="exact"/>
+          <w:trHeight w:val="1650" w:hRule="exact"/>
         </w:trPr>
         <w:tc>
           <w:tcPr>
@@ -1694,12 +1766,48 @@
               <w:t xml:space="preserve">·  </w:t>
             </w:r>
           </w:p>
+          <w:p>
+            <w:pPr>
+              <w:spacing w:after="0" w:before="0" w:line="250" w:lineRule="exact"/>
+              <w:ind w:left="176" w:hanging="176"/>
+            </w:pPr>
+            <w:r>
+              <w:rPr>
+                <w:rFonts w:ascii="Malgun Gothic" w:eastAsia="Malgun Gothic" w:hAnsi="Malgun Gothic"/>
+                <w:b w:val="false"/>
+                <w:bCs w:val="false"/>
+                <w:snapToGrid w:val="false"/>
+                <w:color w:val="333333"/>
+                <w:sz w:val="16"/>
+                <w:szCs w:val="16"/>
+              </w:rPr>
+              <w:t xml:space="preserve">·  </w:t>
+            </w:r>
+          </w:p>
+          <w:p>
+            <w:pPr>
+              <w:spacing w:after="0" w:before="0" w:line="250" w:lineRule="exact"/>
+              <w:ind w:left="176" w:hanging="176"/>
+            </w:pPr>
+            <w:r>
+              <w:rPr>
+                <w:rFonts w:ascii="Malgun Gothic" w:eastAsia="Malgun Gothic" w:hAnsi="Malgun Gothic"/>
+                <w:b w:val="false"/>
+                <w:bCs w:val="false"/>
+                <w:snapToGrid w:val="false"/>
+                <w:color w:val="333333"/>
+                <w:sz w:val="16"/>
+                <w:szCs w:val="16"/>
+              </w:rPr>
+              <w:t xml:space="preserve">·  </w:t>
+            </w:r>
+          </w:p>
         </w:tc>
       </w:tr>
     </w:tbl>
     <w:p>
       <w:pPr>
-        <w:spacing w:after="0" w:before="0" w:line="180" w:lineRule="exact"/>
+        <w:spacing w:after="0" w:before="0" w:line="1080" w:lineRule="exact"/>
       </w:pPr>
     </w:p>
     <w:tbl>

--- a/forms/07_질환별동의서/16_임종완화/부검동의서_한국동물병원협회.docx
+++ b/forms/07_질환별동의서/16_임종완화/부검동의서_한국동물병원협회.docx
@@ -2327,7 +2327,7 @@
             </w:tcBorders>
             <w:tcMar>
               <w:top w:type="dxa" w:w="0"/>
-              <w:left w:type="dxa" w:w="60"/>
+              <w:left w:type="dxa" w:w="40"/>
               <w:bottom w:type="dxa" w:w="0"/>
               <w:right w:type="dxa" w:w="0"/>
             </w:tcMar>
@@ -2335,7 +2335,7 @@
           </w:tcPr>
           <w:p>
             <w:pPr>
-              <w:spacing w:after="0" w:before="0" w:line="196" w:lineRule="exact"/>
+              <w:spacing w:after="0" w:before="0" w:line="182" w:lineRule="exact"/>
             </w:pPr>
             <w:r>
               <w:rPr>
@@ -2344,8 +2344,8 @@
                 <w:bCs w:val="false"/>
                 <w:snapToGrid w:val="false"/>
                 <w:color w:val="767676"/>
-                <w:sz w:val="14"/>
-                <w:szCs w:val="14"/>
+                <w:sz w:val="13"/>
+                <w:szCs w:val="13"/>
               </w:rPr>
               <w:t xml:space="preserve">(서명 또는 인)</w:t>
             </w:r>
@@ -2432,7 +2432,7 @@
             </w:tcBorders>
             <w:tcMar>
               <w:top w:type="dxa" w:w="0"/>
-              <w:left w:type="dxa" w:w="60"/>
+              <w:left w:type="dxa" w:w="40"/>
               <w:bottom w:type="dxa" w:w="0"/>
               <w:right w:type="dxa" w:w="0"/>
             </w:tcMar>
@@ -2440,7 +2440,7 @@
           </w:tcPr>
           <w:p>
             <w:pPr>
-              <w:spacing w:after="0" w:before="0" w:line="196" w:lineRule="exact"/>
+              <w:spacing w:after="0" w:before="0" w:line="182" w:lineRule="exact"/>
             </w:pPr>
             <w:r>
               <w:rPr>
@@ -2449,8 +2449,8 @@
                 <w:bCs w:val="false"/>
                 <w:snapToGrid w:val="false"/>
                 <w:color w:val="767676"/>
-                <w:sz w:val="14"/>
-                <w:szCs w:val="14"/>
+                <w:sz w:val="13"/>
+                <w:szCs w:val="13"/>
               </w:rPr>
               <w:t xml:space="preserve">(서명 또는 인)</w:t>
             </w:r>

--- a/forms/07_질환별동의서/16_임종완화/부검동의서_한국동물병원협회.docx
+++ b/forms/07_질환별동의서/16_임종완화/부검동의서_한국동물병원협회.docx
@@ -1018,7 +1018,7 @@
           </w:tcPr>
           <w:p>
             <w:pPr>
-              <w:spacing w:after="0" w:before="0" w:line="224" w:lineRule="exact"/>
+              <w:spacing w:after="0" w:before="0" w:line="210" w:lineRule="exact"/>
             </w:pPr>
             <w:r>
               <w:rPr>
@@ -1027,10 +1027,10 @@
                 <w:bCs w:val="false"/>
                 <w:snapToGrid w:val="false"/>
                 <w:color w:val="333333"/>
-                <w:sz w:val="16"/>
-                <w:szCs w:val="16"/>
-              </w:rPr>
-              <w:t xml:space="preserve">사인 규명 필요</w:t>
+                <w:sz w:val="15"/>
+                <w:szCs w:val="15"/>
+              </w:rPr>
+              <w:t xml:space="preserve">사인 규명 필요 (Cause of Death Investigation)</w:t>
             </w:r>
           </w:p>
         </w:tc>

--- a/forms/07_질환별동의서/16_임종완화/부검동의서_한국동물병원협회.docx
+++ b/forms/07_질환별동의서/16_임종완화/부검동의서_한국동물병원협회.docx
@@ -136,7 +136,7 @@
           <w:sz w:val="16"/>
           <w:szCs w:val="16"/>
         </w:rPr>
-        <w:t xml:space="preserve">본 동의서는 「수의사법」 제13조의2 및 같은 법 시행규칙 제13조의3에 따라 작성되었습니다.</w:t>
+        <w:t xml:space="preserve">본 동의서는 「수의사법」 제13조의2 및 같은 법 시행규칙 제13조의2에 따라 작성되었습니다.</w:t>
       </w:r>
     </w:p>
     <w:p>
@@ -165,7 +165,7 @@
       </w:tblGrid>
       <w:tr>
         <w:trPr>
-          <w:trHeight w:val="583" w:hRule="exact"/>
+          <w:trHeight w:val="531" w:hRule="exact"/>
         </w:trPr>
         <w:tc>
           <w:tcPr>
@@ -326,7 +326,7 @@
       </w:tr>
       <w:tr>
         <w:trPr>
-          <w:trHeight w:val="583" w:hRule="exact"/>
+          <w:trHeight w:val="531" w:hRule="exact"/>
         </w:trPr>
         <w:tc>
           <w:tcPr>
@@ -403,7 +403,7 @@
       </w:tr>
       <w:tr>
         <w:trPr>
-          <w:trHeight w:val="583" w:hRule="exact"/>
+          <w:trHeight w:val="531" w:hRule="exact"/>
         </w:trPr>
         <w:tc>
           <w:tcPr>
@@ -564,7 +564,7 @@
       </w:tr>
       <w:tr>
         <w:trPr>
-          <w:trHeight w:val="583" w:hRule="exact"/>
+          <w:trHeight w:val="531" w:hRule="exact"/>
         </w:trPr>
         <w:tc>
           <w:tcPr>
@@ -633,8 +633,20 @@
           </w:tcPr>
           <w:p>
             <w:pPr>
-              <w:spacing w:after="0" w:before="0" w:line="240" w:lineRule="exact"/>
-            </w:pPr>
+              <w:spacing w:after="0" w:before="0" w:line="238" w:lineRule="exact"/>
+            </w:pPr>
+            <w:r>
+              <w:rPr>
+                <w:rFonts w:ascii="Malgun Gothic" w:eastAsia="Malgun Gothic" w:hAnsi="Malgun Gothic"/>
+                <w:b w:val="false"/>
+                <w:bCs w:val="false"/>
+                <w:snapToGrid w:val="false"/>
+                <w:color w:val="333333"/>
+                <w:sz w:val="17"/>
+                <w:szCs w:val="17"/>
+              </w:rPr>
+              <w:t xml:space="preserve">□ 암  □ 수    □ 중성화</w:t>
+            </w:r>
           </w:p>
         </w:tc>
         <w:tc>
@@ -699,7 +711,7 @@
       </w:tr>
       <w:tr>
         <w:trPr>
-          <w:trHeight w:val="583" w:hRule="exact"/>
+          <w:trHeight w:val="531" w:hRule="exact"/>
         </w:trPr>
         <w:tc>
           <w:tcPr>
@@ -776,11 +788,12 @@
       </w:tr>
       <w:tr>
         <w:trPr>
-          <w:trHeight w:val="583" w:hRule="exact"/>
+          <w:trHeight w:val="531" w:hRule="exact"/>
         </w:trPr>
         <w:tc>
           <w:tcPr>
             <w:tcW w:type="dxa" w:w="1474"/>
+            <w:vMerge w:val="restart"/>
             <w:tcBorders>
               <w:top w:val="single" w:color="BFBFBF" w:sz="4"/>
               <w:left w:val="single" w:color="BFBFBF" w:sz="4"/>
@@ -913,6 +926,83 @@
         <w:tc>
           <w:tcPr>
             <w:tcW w:type="dxa" w:w="2551"/>
+            <w:tcBorders>
+              <w:top w:val="single" w:color="BFBFBF" w:sz="4"/>
+              <w:left w:val="single" w:color="BFBFBF" w:sz="4"/>
+              <w:bottom w:val="single" w:color="BFBFBF" w:sz="4"/>
+              <w:right w:val="single" w:color="BFBFBF" w:sz="4"/>
+            </w:tcBorders>
+            <w:tcMar>
+              <w:top w:type="dxa" w:w="20"/>
+              <w:left w:type="dxa" w:w="90"/>
+              <w:bottom w:type="dxa" w:w="20"/>
+              <w:right w:type="dxa" w:w="70"/>
+            </w:tcMar>
+            <w:vAlign w:val="center"/>
+          </w:tcPr>
+          <w:p>
+            <w:pPr>
+              <w:spacing w:after="0" w:before="0" w:line="240" w:lineRule="exact"/>
+            </w:pPr>
+          </w:p>
+        </w:tc>
+      </w:tr>
+      <w:tr>
+        <w:trPr>
+          <w:trHeight w:val="531" w:hRule="exact"/>
+        </w:trPr>
+        <w:tc>
+          <w:tcPr>
+            <w:vMerge w:val="continue"/>
+            <w:tcBorders>
+              <w:top w:val="single" w:color="BFBFBF" w:sz="4"/>
+              <w:left w:val="single" w:color="BFBFBF" w:sz="4"/>
+              <w:bottom w:val="single" w:color="BFBFBF" w:sz="4"/>
+              <w:right w:val="single" w:color="BFBFBF" w:sz="4"/>
+            </w:tcBorders>
+          </w:tcPr>
+          <w:p/>
+        </w:tc>
+        <w:tc>
+          <w:tcPr>
+            <w:tcW w:type="dxa" w:w="1701"/>
+            <w:tcBorders>
+              <w:top w:val="single" w:color="BFBFBF" w:sz="4"/>
+              <w:left w:val="single" w:color="BFBFBF" w:sz="4"/>
+              <w:bottom w:val="single" w:color="BFBFBF" w:sz="4"/>
+              <w:right w:val="single" w:color="BFBFBF" w:sz="4"/>
+            </w:tcBorders>
+            <w:shd w:fill="EFEFEF" w:val="clear"/>
+            <w:tcMar>
+              <w:top w:type="dxa" w:w="20"/>
+              <w:left w:type="dxa" w:w="90"/>
+              <w:bottom w:type="dxa" w:w="20"/>
+              <w:right w:type="dxa" w:w="70"/>
+            </w:tcMar>
+            <w:vAlign w:val="center"/>
+          </w:tcPr>
+          <w:p>
+            <w:pPr>
+              <w:spacing w:after="0" w:before="0" w:line="238" w:lineRule="exact"/>
+            </w:pPr>
+            <w:r>
+              <w:rPr>
+                <w:rFonts w:ascii="Malgun Gothic" w:eastAsia="Malgun Gothic" w:hAnsi="Malgun Gothic"/>
+                <w:b/>
+                <w:bCs/>
+                <w:snapToGrid w:val="false"/>
+                <w:color w:val="333333"/>
+                <w:sz w:val="17"/>
+                <w:szCs w:val="17"/>
+              </w:rPr>
+              <w:t xml:space="preserve">면허번호</w:t>
+            </w:r>
+          </w:p>
+        </w:tc>
+        <w:tc>
+          <w:tcPr>
+            <w:tcW w:type="dxa" w:w="6803"/>
+            <w:gridSpan w:val="3"/>
             <w:tcBorders>
               <w:top w:val="single" w:color="BFBFBF" w:sz="4"/>
               <w:left w:val="single" w:color="BFBFBF" w:sz="4"/>
@@ -1018,7 +1108,7 @@
           </w:tcPr>
           <w:p>
             <w:pPr>
-              <w:spacing w:after="0" w:before="0" w:line="210" w:lineRule="exact"/>
+              <w:spacing w:after="0" w:before="0" w:line="196" w:lineRule="exact"/>
             </w:pPr>
             <w:r>
               <w:rPr>
@@ -1027,8 +1117,8 @@
                 <w:bCs w:val="false"/>
                 <w:snapToGrid w:val="false"/>
                 <w:color w:val="333333"/>
-                <w:sz w:val="15"/>
-                <w:szCs w:val="15"/>
+                <w:sz w:val="14"/>
+                <w:szCs w:val="14"/>
               </w:rPr>
               <w:t xml:space="preserve">사인 규명 필요 (Cause of Death Investigation)</w:t>
             </w:r>
@@ -1807,7 +1897,7 @@
     </w:tbl>
     <w:p>
       <w:pPr>
-        <w:spacing w:after="0" w:before="0" w:line="1080" w:lineRule="exact"/>
+        <w:spacing w:after="0" w:before="0" w:line="861" w:lineRule="exact"/>
       </w:pPr>
     </w:p>
     <w:tbl>
@@ -1861,7 +1951,7 @@
                 <w:sz w:val="16"/>
                 <w:szCs w:val="16"/>
               </w:rPr>
-              <w:t xml:space="preserve">「수의사법」 제13조의2 및 같은 법 시행규칙 제13조의3에 따라 위와 같이 수의사로부터 진료의 필요성 · 방법 · 내용과 전형적으로 예상되는 후유증 및 부작용에 관한 설명을 충분히 듣고 이해하였습니다. 이에 위 진료의 시행에 동의하며, 시행 과정에서 필요한 수의학적 판단과 처리를 담당 수의사에게 위임합니다.</w:t>
+              <w:t xml:space="preserve">「수의사법」 제13조의2 및 같은 법 시행규칙 제13조의2에 따라 위와 같이 수의사로부터 진료의 필요성 · 방법 · 내용과 전형적으로 예상되는 후유증 및 부작용에 관한 설명을 충분히 듣고 이해하였습니다. 이에 위 진료의 시행에 동의하며, 시행 과정에서 필요한 수의학적 판단과 처리를 담당 수의사에게 위임합니다.</w:t>
             </w:r>
           </w:p>
           <w:p>

--- a/forms/07_질환별동의서/16_임종완화/부검동의서_한국동물병원협회.docx
+++ b/forms/07_질환별동의서/16_임종완화/부검동의서_한국동물병원협회.docx
@@ -633,7 +633,7 @@
           </w:tcPr>
           <w:p>
             <w:pPr>
-              <w:spacing w:after="0" w:before="0" w:line="238" w:lineRule="exact"/>
+              <w:spacing w:after="0" w:before="0" w:line="224" w:lineRule="exact"/>
             </w:pPr>
             <w:r>
               <w:rPr>
@@ -642,10 +642,10 @@
                 <w:bCs w:val="false"/>
                 <w:snapToGrid w:val="false"/>
                 <w:color w:val="333333"/>
-                <w:sz w:val="17"/>
-                <w:szCs w:val="17"/>
-              </w:rPr>
-              <w:t xml:space="preserve">□ 암  □ 수    □ 중성화</w:t>
+                <w:sz w:val="16"/>
+                <w:szCs w:val="16"/>
+              </w:rPr>
+              <w:t xml:space="preserve">□ 암  □ 수       □ 중성화</w:t>
             </w:r>
           </w:p>
         </w:tc>

--- a/forms/07_질환별동의서/16_임종완화/부검동의서_한국동물병원협회.docx
+++ b/forms/07_질환별동의서/16_임종완화/부검동의서_한국동물병원협회.docx
@@ -165,7 +165,7 @@
       </w:tblGrid>
       <w:tr>
         <w:trPr>
-          <w:trHeight w:val="531" w:hRule="exact"/>
+          <w:trHeight w:val="492" w:hRule="exact"/>
         </w:trPr>
         <w:tc>
           <w:tcPr>
@@ -326,7 +326,7 @@
       </w:tr>
       <w:tr>
         <w:trPr>
-          <w:trHeight w:val="531" w:hRule="exact"/>
+          <w:trHeight w:val="492" w:hRule="exact"/>
         </w:trPr>
         <w:tc>
           <w:tcPr>
@@ -403,7 +403,7 @@
       </w:tr>
       <w:tr>
         <w:trPr>
-          <w:trHeight w:val="531" w:hRule="exact"/>
+          <w:trHeight w:val="492" w:hRule="exact"/>
         </w:trPr>
         <w:tc>
           <w:tcPr>
@@ -564,7 +564,7 @@
       </w:tr>
       <w:tr>
         <w:trPr>
-          <w:trHeight w:val="531" w:hRule="exact"/>
+          <w:trHeight w:val="492" w:hRule="exact"/>
         </w:trPr>
         <w:tc>
           <w:tcPr>
@@ -711,7 +711,7 @@
       </w:tr>
       <w:tr>
         <w:trPr>
-          <w:trHeight w:val="531" w:hRule="exact"/>
+          <w:trHeight w:val="492" w:hRule="exact"/>
         </w:trPr>
         <w:tc>
           <w:tcPr>
@@ -788,7 +788,7 @@
       </w:tr>
       <w:tr>
         <w:trPr>
-          <w:trHeight w:val="531" w:hRule="exact"/>
+          <w:trHeight w:val="492" w:hRule="exact"/>
         </w:trPr>
         <w:tc>
           <w:tcPr>
@@ -949,7 +949,7 @@
       </w:tr>
       <w:tr>
         <w:trPr>
-          <w:trHeight w:val="531" w:hRule="exact"/>
+          <w:trHeight w:val="492" w:hRule="exact"/>
         </w:trPr>
         <w:tc>
           <w:tcPr>
@@ -1255,7 +1255,7 @@
       </w:tblGrid>
       <w:tr>
         <w:trPr>
-          <w:trHeight w:val="1650" w:hRule="exact"/>
+          <w:trHeight w:val="1400" w:hRule="exact"/>
         </w:trPr>
         <w:tc>
           <w:tcPr>
@@ -1290,22 +1290,7 @@
                 <w:sz w:val="17"/>
                 <w:szCs w:val="17"/>
               </w:rPr>
-              <w:t xml:space="preserve">진료의 필요성 ·</w:t>
-            </w:r>
-            <w:r>
-              <w:br/>
-            </w:r>
-            <w:r>
-              <w:rPr>
-                <w:rFonts w:ascii="Malgun Gothic" w:eastAsia="Malgun Gothic" w:hAnsi="Malgun Gothic"/>
-                <w:b/>
-                <w:bCs/>
-                <w:snapToGrid w:val="false"/>
-                <w:color w:val="333333"/>
-                <w:sz w:val="17"/>
-                <w:szCs w:val="17"/>
-              </w:rPr>
-              <w:t xml:space="preserve">방법 및 내용</w:t>
+              <w:t xml:space="preserve">질환에 대한 설명</w:t>
             </w:r>
           </w:p>
         </w:tc>
@@ -1341,7 +1326,7 @@
                 <w:sz w:val="16"/>
                 <w:szCs w:val="16"/>
               </w:rPr>
-              <w:t xml:space="preserve">· 사망 원인을 확인할 필요가 있습니다.</w:t>
+              <w:t xml:space="preserve">· 사망 원인을 밝히기 위해 장기를 살펴보고 조직을 검사하는 절차입니다.</w:t>
             </w:r>
           </w:p>
           <w:p>
@@ -1359,7 +1344,7 @@
                 <w:sz w:val="16"/>
                 <w:szCs w:val="16"/>
               </w:rPr>
-              <w:t xml:space="preserve">· 부검으로 장기를 확인하고 검체를 채취합니다.</w:t>
+              <w:t xml:space="preserve">· 함께 지내는 다른 동물의 건강을 지키는 데 도움이 되기도 합니다.</w:t>
             </w:r>
           </w:p>
           <w:p>
@@ -1377,7 +1362,7 @@
                 <w:sz w:val="16"/>
                 <w:szCs w:val="16"/>
               </w:rPr>
-              <w:t xml:space="preserve">·  </w:t>
+              <w:t xml:space="preserve">· 유전 질환이나 전염병 확인에도 의미가 있습니다.</w:t>
             </w:r>
           </w:p>
           <w:p>
@@ -1396,6 +1381,157 @@
                 <w:szCs w:val="16"/>
               </w:rPr>
               <w:t xml:space="preserve">·  </w:t>
+            </w:r>
+          </w:p>
+          <w:p>
+            <w:pPr>
+              <w:spacing w:after="0" w:before="0" w:line="250" w:lineRule="exact"/>
+              <w:ind w:left="176" w:hanging="176"/>
+            </w:pPr>
+            <w:r>
+              <w:rPr>
+                <w:rFonts w:ascii="Malgun Gothic" w:eastAsia="Malgun Gothic" w:hAnsi="Malgun Gothic"/>
+                <w:b w:val="false"/>
+                <w:bCs w:val="false"/>
+                <w:snapToGrid w:val="false"/>
+                <w:color w:val="333333"/>
+                <w:sz w:val="16"/>
+                <w:szCs w:val="16"/>
+              </w:rPr>
+              <w:t xml:space="preserve">·  </w:t>
+            </w:r>
+          </w:p>
+        </w:tc>
+      </w:tr>
+    </w:tbl>
+    <w:p>
+      <w:pPr>
+        <w:spacing w:after="0" w:before="0" w:line="136" w:lineRule="exact"/>
+      </w:pPr>
+    </w:p>
+    <w:tbl>
+      <w:tblPr>
+        <w:tblW w:type="dxa" w:w="9978"/>
+        <w:tblBorders>
+          <w:top w:val="single" w:color="auto" w:sz="4"/>
+          <w:left w:val="single" w:color="auto" w:sz="4"/>
+          <w:bottom w:val="single" w:color="auto" w:sz="4"/>
+          <w:right w:val="single" w:color="auto" w:sz="4"/>
+          <w:insideH w:val="single" w:color="auto" w:sz="4"/>
+          <w:insideV w:val="single" w:color="auto" w:sz="4"/>
+        </w:tblBorders>
+      </w:tblPr>
+      <w:tblGrid>
+        <w:gridCol w:w="1928"/>
+        <w:gridCol w:w="8050"/>
+      </w:tblGrid>
+      <w:tr>
+        <w:trPr>
+          <w:trHeight w:val="1150" w:hRule="exact"/>
+        </w:trPr>
+        <w:tc>
+          <w:tcPr>
+            <w:tcW w:type="dxa" w:w="1928"/>
+            <w:tcBorders>
+              <w:top w:val="single" w:color="BFBFBF" w:sz="4"/>
+              <w:left w:val="single" w:color="BFBFBF" w:sz="4"/>
+              <w:bottom w:val="single" w:color="BFBFBF" w:sz="4"/>
+              <w:right w:val="single" w:color="BFBFBF" w:sz="4"/>
+            </w:tcBorders>
+            <w:shd w:fill="EFEFEF" w:val="clear"/>
+            <w:tcMar>
+              <w:top w:type="dxa" w:w="20"/>
+              <w:left w:type="dxa" w:w="40"/>
+              <w:bottom w:type="dxa" w:w="20"/>
+              <w:right w:type="dxa" w:w="40"/>
+            </w:tcMar>
+            <w:vAlign w:val="center"/>
+          </w:tcPr>
+          <w:p>
+            <w:pPr>
+              <w:spacing w:after="0" w:before="0" w:line="238" w:lineRule="exact"/>
+              <w:jc w:val="center"/>
+            </w:pPr>
+            <w:r>
+              <w:rPr>
+                <w:rFonts w:ascii="Malgun Gothic" w:eastAsia="Malgun Gothic" w:hAnsi="Malgun Gothic"/>
+                <w:b/>
+                <w:bCs/>
+                <w:snapToGrid w:val="false"/>
+                <w:color w:val="333333"/>
+                <w:sz w:val="17"/>
+                <w:szCs w:val="17"/>
+              </w:rPr>
+              <w:t xml:space="preserve">진료의 필요성 ·</w:t>
+            </w:r>
+            <w:r>
+              <w:br/>
+            </w:r>
+            <w:r>
+              <w:rPr>
+                <w:rFonts w:ascii="Malgun Gothic" w:eastAsia="Malgun Gothic" w:hAnsi="Malgun Gothic"/>
+                <w:b/>
+                <w:bCs/>
+                <w:snapToGrid w:val="false"/>
+                <w:color w:val="333333"/>
+                <w:sz w:val="17"/>
+                <w:szCs w:val="17"/>
+              </w:rPr>
+              <w:t xml:space="preserve">방법 및 내용</w:t>
+            </w:r>
+          </w:p>
+        </w:tc>
+        <w:tc>
+          <w:tcPr>
+            <w:tcW w:type="dxa" w:w="8050"/>
+            <w:tcBorders>
+              <w:top w:val="single" w:color="BFBFBF" w:sz="4"/>
+              <w:left w:val="single" w:color="BFBFBF" w:sz="4"/>
+              <w:bottom w:val="single" w:color="BFBFBF" w:sz="4"/>
+              <w:right w:val="single" w:color="BFBFBF" w:sz="4"/>
+            </w:tcBorders>
+            <w:tcMar>
+              <w:top w:type="dxa" w:w="40"/>
+              <w:left w:type="dxa" w:w="140"/>
+              <w:bottom w:type="dxa" w:w="40"/>
+              <w:right w:type="dxa" w:w="100"/>
+            </w:tcMar>
+            <w:vAlign w:val="center"/>
+          </w:tcPr>
+          <w:p>
+            <w:pPr>
+              <w:spacing w:after="0" w:before="0" w:line="250" w:lineRule="exact"/>
+              <w:ind w:left="176" w:hanging="176"/>
+            </w:pPr>
+            <w:r>
+              <w:rPr>
+                <w:rFonts w:ascii="Malgun Gothic" w:eastAsia="Malgun Gothic" w:hAnsi="Malgun Gothic"/>
+                <w:b w:val="false"/>
+                <w:bCs w:val="false"/>
+                <w:snapToGrid w:val="false"/>
+                <w:color w:val="333333"/>
+                <w:sz w:val="16"/>
+                <w:szCs w:val="16"/>
+              </w:rPr>
+              <w:t xml:space="preserve">· 사망 원인을 확인할 필요가 있습니다.</w:t>
+            </w:r>
+          </w:p>
+          <w:p>
+            <w:pPr>
+              <w:spacing w:after="0" w:before="0" w:line="250" w:lineRule="exact"/>
+              <w:ind w:left="176" w:hanging="176"/>
+            </w:pPr>
+            <w:r>
+              <w:rPr>
+                <w:rFonts w:ascii="Malgun Gothic" w:eastAsia="Malgun Gothic" w:hAnsi="Malgun Gothic"/>
+                <w:b w:val="false"/>
+                <w:bCs w:val="false"/>
+                <w:snapToGrid w:val="false"/>
+                <w:color w:val="333333"/>
+                <w:sz w:val="16"/>
+                <w:szCs w:val="16"/>
+              </w:rPr>
+              <w:t xml:space="preserve">· 부검으로 장기를 확인하고 검체를 채취합니다.</w:t>
             </w:r>
           </w:p>
           <w:p>
@@ -1615,7 +1751,7 @@
                 <w:sz w:val="16"/>
                 <w:szCs w:val="16"/>
               </w:rPr>
-              <w:t xml:space="preserve">·  </w:t>
+              <w:t xml:space="preserve">· 장례 일정이 늦어질 수 있습니다.</w:t>
             </w:r>
           </w:p>
           <w:p>
@@ -1633,7 +1769,7 @@
                 <w:sz w:val="16"/>
                 <w:szCs w:val="16"/>
               </w:rPr>
-              <w:t xml:space="preserve">·  </w:t>
+              <w:t xml:space="preserve">· 조직 일부는 검사를 위해 보관됩니다.</w:t>
             </w:r>
           </w:p>
           <w:p>
@@ -1698,7 +1834,7 @@
       </w:tblGrid>
       <w:tr>
         <w:trPr>
-          <w:trHeight w:val="1650" w:hRule="exact"/>
+          <w:trHeight w:val="1150" w:hRule="exact"/>
         </w:trPr>
         <w:tc>
           <w:tcPr>
@@ -1856,48 +1992,12 @@
               <w:t xml:space="preserve">·  </w:t>
             </w:r>
           </w:p>
-          <w:p>
-            <w:pPr>
-              <w:spacing w:after="0" w:before="0" w:line="250" w:lineRule="exact"/>
-              <w:ind w:left="176" w:hanging="176"/>
-            </w:pPr>
-            <w:r>
-              <w:rPr>
-                <w:rFonts w:ascii="Malgun Gothic" w:eastAsia="Malgun Gothic" w:hAnsi="Malgun Gothic"/>
-                <w:b w:val="false"/>
-                <w:bCs w:val="false"/>
-                <w:snapToGrid w:val="false"/>
-                <w:color w:val="333333"/>
-                <w:sz w:val="16"/>
-                <w:szCs w:val="16"/>
-              </w:rPr>
-              <w:t xml:space="preserve">·  </w:t>
-            </w:r>
-          </w:p>
-          <w:p>
-            <w:pPr>
-              <w:spacing w:after="0" w:before="0" w:line="250" w:lineRule="exact"/>
-              <w:ind w:left="176" w:hanging="176"/>
-            </w:pPr>
-            <w:r>
-              <w:rPr>
-                <w:rFonts w:ascii="Malgun Gothic" w:eastAsia="Malgun Gothic" w:hAnsi="Malgun Gothic"/>
-                <w:b w:val="false"/>
-                <w:bCs w:val="false"/>
-                <w:snapToGrid w:val="false"/>
-                <w:color w:val="333333"/>
-                <w:sz w:val="16"/>
-                <w:szCs w:val="16"/>
-              </w:rPr>
-              <w:t xml:space="preserve">·  </w:t>
-            </w:r>
-          </w:p>
         </w:tc>
       </w:tr>
     </w:tbl>
     <w:p>
       <w:pPr>
-        <w:spacing w:after="0" w:before="0" w:line="861" w:lineRule="exact"/>
+        <w:spacing w:after="0" w:before="0" w:line="598" w:lineRule="exact"/>
       </w:pPr>
     </w:p>
     <w:tbl>

--- a/forms/07_질환별동의서/16_임종완화/부검동의서_한국동물병원협회.docx
+++ b/forms/07_질환별동의서/16_임종완화/부검동의서_한국동물병원협회.docx
@@ -165,7 +165,7 @@
       </w:tblGrid>
       <w:tr>
         <w:trPr>
-          <w:trHeight w:val="492" w:hRule="exact"/>
+          <w:trHeight w:val="484" w:hRule="exact"/>
         </w:trPr>
         <w:tc>
           <w:tcPr>
@@ -326,7 +326,7 @@
       </w:tr>
       <w:tr>
         <w:trPr>
-          <w:trHeight w:val="492" w:hRule="exact"/>
+          <w:trHeight w:val="484" w:hRule="exact"/>
         </w:trPr>
         <w:tc>
           <w:tcPr>
@@ -403,7 +403,7 @@
       </w:tr>
       <w:tr>
         <w:trPr>
-          <w:trHeight w:val="492" w:hRule="exact"/>
+          <w:trHeight w:val="484" w:hRule="exact"/>
         </w:trPr>
         <w:tc>
           <w:tcPr>
@@ -564,7 +564,7 @@
       </w:tr>
       <w:tr>
         <w:trPr>
-          <w:trHeight w:val="492" w:hRule="exact"/>
+          <w:trHeight w:val="484" w:hRule="exact"/>
         </w:trPr>
         <w:tc>
           <w:tcPr>
@@ -711,7 +711,7 @@
       </w:tr>
       <w:tr>
         <w:trPr>
-          <w:trHeight w:val="492" w:hRule="exact"/>
+          <w:trHeight w:val="484" w:hRule="exact"/>
         </w:trPr>
         <w:tc>
           <w:tcPr>
@@ -788,7 +788,7 @@
       </w:tr>
       <w:tr>
         <w:trPr>
-          <w:trHeight w:val="492" w:hRule="exact"/>
+          <w:trHeight w:val="484" w:hRule="exact"/>
         </w:trPr>
         <w:tc>
           <w:tcPr>
@@ -949,7 +949,7 @@
       </w:tr>
       <w:tr>
         <w:trPr>
-          <w:trHeight w:val="492" w:hRule="exact"/>
+          <w:trHeight w:val="484" w:hRule="exact"/>
         </w:trPr>
         <w:tc>
           <w:tcPr>
@@ -1051,7 +1051,7 @@
       </w:tblGrid>
       <w:tr>
         <w:trPr>
-          <w:trHeight w:val="510" w:hRule="exact"/>
+          <w:trHeight w:val="624" w:hRule="exact"/>
         </w:trPr>
         <w:tc>
           <w:tcPr>
@@ -1108,7 +1108,7 @@
           </w:tcPr>
           <w:p>
             <w:pPr>
-              <w:spacing w:after="0" w:before="0" w:line="196" w:lineRule="exact"/>
+              <w:spacing w:after="0" w:before="0" w:line="210" w:lineRule="exact"/>
             </w:pPr>
             <w:r>
               <w:rPr>
@@ -1117,8 +1117,8 @@
                 <w:bCs w:val="false"/>
                 <w:snapToGrid w:val="false"/>
                 <w:color w:val="333333"/>
-                <w:sz w:val="14"/>
-                <w:szCs w:val="14"/>
+                <w:sz w:val="15"/>
+                <w:szCs w:val="15"/>
               </w:rPr>
               <w:t xml:space="preserve">사인 규명 필요 (Cause of Death Investigation)</w:t>
             </w:r>
@@ -1997,7 +1997,7 @@
     </w:tbl>
     <w:p>
       <w:pPr>
-        <w:spacing w:after="0" w:before="0" w:line="598" w:lineRule="exact"/>
+        <w:spacing w:after="0" w:before="0" w:line="540" w:lineRule="exact"/>
       </w:pPr>
     </w:p>
     <w:tbl>

--- a/forms/07_질환별동의서/16_임종완화/부검동의서_한국동물병원협회.docx
+++ b/forms/07_질환별동의서/16_임종완화/부검동의서_한국동물병원협회.docx
@@ -2052,24 +2052,6 @@
                 <w:szCs w:val="16"/>
               </w:rPr>
               <w:t xml:space="preserve">「수의사법」 제13조의2 및 같은 법 시행규칙 제13조의2에 따라 위와 같이 수의사로부터 진료의 필요성 · 방법 · 내용과 전형적으로 예상되는 후유증 및 부작용에 관한 설명을 충분히 듣고 이해하였습니다. 이에 위 진료의 시행에 동의하며, 시행 과정에서 필요한 수의학적 판단과 처리를 담당 수의사에게 위임합니다.</w:t>
-            </w:r>
-          </w:p>
-          <w:p>
-            <w:pPr>
-              <w:spacing w:after="0" w:before="0" w:line="224" w:lineRule="exact"/>
-              <w:jc w:val="center"/>
-            </w:pPr>
-            <w:r>
-              <w:rPr>
-                <w:rFonts w:ascii="Malgun Gothic" w:eastAsia="Malgun Gothic" w:hAnsi="Malgun Gothic"/>
-                <w:b w:val="false"/>
-                <w:bCs w:val="false"/>
-                <w:snapToGrid w:val="false"/>
-                <w:color w:val="333333"/>
-                <w:sz w:val="16"/>
-                <w:szCs w:val="16"/>
-              </w:rPr>
-              <w:t xml:space="preserve">*기타 내용이 발생할 경우 별지를 포함합니다.</w:t>
             </w:r>
           </w:p>
         </w:tc>
